--- a/ibm4212/files/Under_Armour_Case_Assignment.docx
+++ b/ibm4212/files/Under_Armour_Case_Assignment.docx
@@ -691,7 +691,7 @@
         <w:rPr>
           <w:i/>
         </w:rPr>
-        <w:t>See the All Customers Differ lecture. Template: (a) Who are the customers? (b) What is the set of needs that the product or service fulfills? (c) Why is this product/service the best option to satisfy your needs (relative to competition or substitute; support for why; functional and emotional)?</w:t>
+        <w:t>See the All Customers Differ lecture (Positioning Statement Template slide). Fill every slot: (a) Target -- who exactly, a segment defined by needs; (b) Need -- the problem or set of needs the product fulfills; (c) Offer -- what UA sells; (d) Why better, functional -- the performance reason, with case evidence and a page cite; (e) Why better, emotional -- the feeling or identity reason, with case evidence and a page cite; (f) Versus -- the named competitor or substitute UA beats. Then write it as one statement: For [target] who [need], UA offers [offer] that, unlike [versus], [functional reason] and [emotional reason], because [evidence].</w:t>
       </w:r>
     </w:p>
     <w:p>
